--- a/docs/paper/Round8_Review_Response.docx
+++ b/docs/paper/Round8_Review_Response.docx
@@ -184,7 +184,7 @@
               <w:rPr>
                 <w:sz w:val="18"/>
               </w:rPr>
-              <w:t>Early-session enrichment present: mean position 0.28 (2,442) and 0.34 (3,371) vs 0.50 available; main batch 0.27, evaluation 121 0.39. Limitation wording supplied</w:t>
+              <w:t>Early-session enrichment present (performance does not differ materially by session half): mean position 0.28 (2,442) and 0.34 (3,371) vs 0.50 available; main batch 0.27, evaluation 121 0.39. Limitation wording supplied</w:t>
             </w:r>
           </w:p>
         </w:tc>
@@ -2736,6 +2736,1444 @@
       </w:tr>
     </w:tbl>
     <w:p/>
+    <w:p>
+      <w:pPr>
+        <w:pStyle w:val="Heading2"/>
+      </w:pPr>
+      <w:r>
+        <w:t>Follow-up: extraction performance by session position</w:t>
+      </w:r>
+    </w:p>
+    <w:p>
+      <w:r>
+        <w:rPr/>
+        <w:t>Requested after the diagnostic above. Existing scored outputs only: no model run, no redraw, no new annotation. Episodes are split at the midpoint of each child's record (early: relative position &lt; 0.5; later: ≥ 0.5). A child with an odd number of sessions has one session exactly at 0.5; it counts as later in the primary split and is dropped in the sensitivity split. Quartiles were not used: the 121 would give about 30 episodes per quarter and, with 53 reference-null slots in total, about 13 per quarter on average. Intervals are child-cluster percentile bootstraps (10,000 replicates) of early − later, over the 11 children, all of whom have episodes in both halves of both sets.</w:t>
+      </w:r>
+    </w:p>
+    <w:p>
+      <w:pPr>
+        <w:spacing w:before="160" w:after="40"/>
+      </w:pPr>
+      <w:r>
+        <w:rPr>
+          <w:b/>
+          <w:color w:val="1F2933"/>
+          <w:sz w:val="21"/>
+        </w:rPr>
+        <w:t>Short answer</w:t>
+      </w:r>
+    </w:p>
+    <w:p>
+      <w:pPr>
+        <w:ind w:left="200"/>
+        <w:pBdr>
+          <w:left w:val="single" w:sz="18" w:space="8" w:color="1BAF7A"/>
+        </w:pBdr>
+      </w:pPr>
+      <w:r>
+        <w:rPr>
+          <w:b/>
+        </w:rPr>
+        <w:t>No clear or material indication that extraction performance differs between earlier and later sessions.</w:t>
+      </w:r>
+      <w:r>
+        <w:rPr/>
+        <w:t xml:space="preserve"> Merged agreement differs by at most 3.8 percentage points in any generator and set; 1 of 8 intervals exclude zero, and it does not survive dropping the midpoint session. Unsupported assertion shows 2 intervals excluding zero, all on the 121, in opposite directions for different generators, on 34 early and 19 later reference-null slots; that pattern is what small denominators produce, not a consistent temporal effect. The unsupported-assertion estimates are too imprecise to rule out a difference either way.</w:t>
+      </w:r>
+    </w:p>
+    <w:p>
+      <w:pPr>
+        <w:keepNext/>
+        <w:spacing w:before="120"/>
+      </w:pPr>
+      <w:r>
+        <w:rPr>
+          <w:b/>
+          <w:sz w:val="19"/>
+        </w:rPr>
+        <w:t xml:space="preserve">Table 4. </w:t>
+      </w:r>
+      <w:r>
+        <w:rPr>
+          <w:sz w:val="19"/>
+        </w:rPr>
+        <w:t xml:space="preserve">Main batch (330): early n = 241 episodes (144 reference-null slots), later n = 89 (53); midpoint excluded: later n = 79. %, and early − later in percentage points [95% child-cluster CI]. Source: </w:t>
+      </w:r>
+      <w:r>
+        <w:rPr>
+          <w:rFonts w:ascii="Consolas" w:hAnsi="Consolas"/>
+          <w:sz w:val="19"/>
+        </w:rPr>
+        <w:t>round8_analysis.json</w:t>
+      </w:r>
+      <w:r>
+        <w:rPr>
+          <w:sz w:val="19"/>
+        </w:rPr>
+        <w:t xml:space="preserve"> (session_coverage.performance_by_position).</w:t>
+      </w:r>
+    </w:p>
+    <w:tbl>
+      <w:tblPr>
+        <w:tblStyle w:val="TableGrid"/>
+        <w:tblW w:type="auto" w:w="0"/>
+        <w:jc w:val="center"/>
+        <w:tblLook w:firstColumn="1" w:firstRow="1" w:lastColumn="0" w:lastRow="0" w:noHBand="0" w:noVBand="1" w:val="04A0"/>
+      </w:tblPr>
+      <w:tblGrid>
+        <w:gridCol w:w="1206"/>
+        <w:gridCol w:w="1206"/>
+        <w:gridCol w:w="1206"/>
+        <w:gridCol w:w="1206"/>
+        <w:gridCol w:w="1206"/>
+        <w:gridCol w:w="1206"/>
+        <w:gridCol w:w="1206"/>
+        <w:gridCol w:w="1206"/>
+      </w:tblGrid>
+      <w:tr>
+        <w:trPr>
+          <w:tblHeader w:val="true"/>
+        </w:trPr>
+        <w:tc>
+          <w:tcPr>
+            <w:tcW w:type="dxa" w:w="1080"/>
+            <w:shd w:val="clear" w:color="auto" w:fill="E8EEF6"/>
+          </w:tcPr>
+          <w:p>
+            <w:r/>
+            <w:r>
+              <w:rPr>
+                <w:b/>
+                <w:sz w:val="18"/>
+              </w:rPr>
+              <w:t>Generator</w:t>
+            </w:r>
+          </w:p>
+        </w:tc>
+        <w:tc>
+          <w:tcPr>
+            <w:tcW w:type="dxa" w:w="864"/>
+            <w:shd w:val="clear" w:color="auto" w:fill="E8EEF6"/>
+          </w:tcPr>
+          <w:p>
+            <w:r/>
+            <w:r>
+              <w:rPr>
+                <w:b/>
+                <w:sz w:val="18"/>
+              </w:rPr>
+              <w:t>Merged early</w:t>
+            </w:r>
+          </w:p>
+        </w:tc>
+        <w:tc>
+          <w:tcPr>
+            <w:tcW w:type="dxa" w:w="864"/>
+            <w:shd w:val="clear" w:color="auto" w:fill="E8EEF6"/>
+          </w:tcPr>
+          <w:p>
+            <w:r/>
+            <w:r>
+              <w:rPr>
+                <w:b/>
+                <w:sz w:val="18"/>
+              </w:rPr>
+              <w:t>Merged later</w:t>
+            </w:r>
+          </w:p>
+        </w:tc>
+        <w:tc>
+          <w:tcPr>
+            <w:tcW w:type="dxa" w:w="1728"/>
+            <w:shd w:val="clear" w:color="auto" w:fill="E8EEF6"/>
+          </w:tcPr>
+          <w:p>
+            <w:r/>
+            <w:r>
+              <w:rPr>
+                <w:b/>
+                <w:sz w:val="18"/>
+              </w:rPr>
+              <w:t>Δ merged</w:t>
+            </w:r>
+          </w:p>
+        </w:tc>
+        <w:tc>
+          <w:tcPr>
+            <w:tcW w:type="dxa" w:w="936"/>
+            <w:shd w:val="clear" w:color="auto" w:fill="E8EEF6"/>
+          </w:tcPr>
+          <w:p>
+            <w:r/>
+            <w:r>
+              <w:rPr>
+                <w:b/>
+                <w:sz w:val="18"/>
+              </w:rPr>
+              <w:t>Unsupp. early</w:t>
+            </w:r>
+          </w:p>
+        </w:tc>
+        <w:tc>
+          <w:tcPr>
+            <w:tcW w:type="dxa" w:w="936"/>
+            <w:shd w:val="clear" w:color="auto" w:fill="E8EEF6"/>
+          </w:tcPr>
+          <w:p>
+            <w:r/>
+            <w:r>
+              <w:rPr>
+                <w:b/>
+                <w:sz w:val="18"/>
+              </w:rPr>
+              <w:t>Unsupp. later</w:t>
+            </w:r>
+          </w:p>
+        </w:tc>
+        <w:tc>
+          <w:tcPr>
+            <w:tcW w:type="dxa" w:w="1872"/>
+            <w:shd w:val="clear" w:color="auto" w:fill="E8EEF6"/>
+          </w:tcPr>
+          <w:p>
+            <w:r/>
+            <w:r>
+              <w:rPr>
+                <w:b/>
+                <w:sz w:val="18"/>
+              </w:rPr>
+              <w:t>Δ unsupported</w:t>
+            </w:r>
+          </w:p>
+        </w:tc>
+        <w:tc>
+          <w:tcPr>
+            <w:tcW w:type="dxa" w:w="1512"/>
+            <w:shd w:val="clear" w:color="auto" w:fill="E8EEF6"/>
+          </w:tcPr>
+          <w:p>
+            <w:r/>
+            <w:r>
+              <w:rPr>
+                <w:b/>
+                <w:sz w:val="18"/>
+              </w:rPr>
+              <w:t>Δ if midpoint dropped (merged / unsupp.)</w:t>
+            </w:r>
+          </w:p>
+        </w:tc>
+      </w:tr>
+      <w:tr>
+        <w:tc>
+          <w:tcPr>
+            <w:tcW w:type="dxa" w:w="1080"/>
+          </w:tcPr>
+          <w:p>
+            <w:r/>
+            <w:r>
+              <w:rPr>
+                <w:sz w:val="18"/>
+              </w:rPr>
+              <w:t>llama3.2</w:t>
+            </w:r>
+          </w:p>
+        </w:tc>
+        <w:tc>
+          <w:tcPr>
+            <w:tcW w:type="dxa" w:w="864"/>
+          </w:tcPr>
+          <w:p>
+            <w:r/>
+            <w:r>
+              <w:rPr>
+                <w:sz w:val="18"/>
+              </w:rPr>
+              <w:t>31.5</w:t>
+            </w:r>
+          </w:p>
+        </w:tc>
+        <w:tc>
+          <w:tcPr>
+            <w:tcW w:type="dxa" w:w="864"/>
+          </w:tcPr>
+          <w:p>
+            <w:r/>
+            <w:r>
+              <w:rPr>
+                <w:sz w:val="18"/>
+              </w:rPr>
+              <w:t>28.9</w:t>
+            </w:r>
+          </w:p>
+        </w:tc>
+        <w:tc>
+          <w:tcPr>
+            <w:tcW w:type="dxa" w:w="1728"/>
+          </w:tcPr>
+          <w:p>
+            <w:r/>
+            <w:r>
+              <w:rPr>
+                <w:sz w:val="18"/>
+              </w:rPr>
+              <w:t>+2.6 [-3.0, +7.1]</w:t>
+            </w:r>
+          </w:p>
+        </w:tc>
+        <w:tc>
+          <w:tcPr>
+            <w:tcW w:type="dxa" w:w="936"/>
+          </w:tcPr>
+          <w:p>
+            <w:r/>
+            <w:r>
+              <w:rPr>
+                <w:sz w:val="18"/>
+              </w:rPr>
+              <w:t>84.7</w:t>
+            </w:r>
+          </w:p>
+        </w:tc>
+        <w:tc>
+          <w:tcPr>
+            <w:tcW w:type="dxa" w:w="936"/>
+          </w:tcPr>
+          <w:p>
+            <w:r/>
+            <w:r>
+              <w:rPr>
+                <w:sz w:val="18"/>
+              </w:rPr>
+              <w:t>79.2</w:t>
+            </w:r>
+          </w:p>
+        </w:tc>
+        <w:tc>
+          <w:tcPr>
+            <w:tcW w:type="dxa" w:w="1872"/>
+          </w:tcPr>
+          <w:p>
+            <w:r/>
+            <w:r>
+              <w:rPr>
+                <w:sz w:val="18"/>
+              </w:rPr>
+              <w:t>+5.5 [-10.3, +27.7]</w:t>
+            </w:r>
+          </w:p>
+        </w:tc>
+        <w:tc>
+          <w:tcPr>
+            <w:tcW w:type="dxa" w:w="1512"/>
+          </w:tcPr>
+          <w:p>
+            <w:r/>
+            <w:r>
+              <w:rPr>
+                <w:sz w:val="18"/>
+              </w:rPr>
+              <w:t>+3.4 / +2.7</w:t>
+            </w:r>
+          </w:p>
+        </w:tc>
+      </w:tr>
+      <w:tr>
+        <w:tc>
+          <w:tcPr>
+            <w:tcW w:type="dxa" w:w="1080"/>
+          </w:tcPr>
+          <w:p>
+            <w:r/>
+            <w:r>
+              <w:rPr>
+                <w:sz w:val="18"/>
+              </w:rPr>
+              <w:t>qwen2.5:3b</w:t>
+            </w:r>
+          </w:p>
+        </w:tc>
+        <w:tc>
+          <w:tcPr>
+            <w:tcW w:type="dxa" w:w="864"/>
+          </w:tcPr>
+          <w:p>
+            <w:r/>
+            <w:r>
+              <w:rPr>
+                <w:sz w:val="18"/>
+              </w:rPr>
+              <w:t>21.5</w:t>
+            </w:r>
+          </w:p>
+        </w:tc>
+        <w:tc>
+          <w:tcPr>
+            <w:tcW w:type="dxa" w:w="864"/>
+          </w:tcPr>
+          <w:p>
+            <w:r/>
+            <w:r>
+              <w:rPr>
+                <w:sz w:val="18"/>
+              </w:rPr>
+              <w:t>17.7</w:t>
+            </w:r>
+          </w:p>
+        </w:tc>
+        <w:tc>
+          <w:tcPr>
+            <w:tcW w:type="dxa" w:w="1728"/>
+          </w:tcPr>
+          <w:p>
+            <w:r/>
+            <w:r>
+              <w:rPr>
+                <w:sz w:val="18"/>
+              </w:rPr>
+              <w:t>+3.8 [+0.1, +8.2] *</w:t>
+            </w:r>
+          </w:p>
+        </w:tc>
+        <w:tc>
+          <w:tcPr>
+            <w:tcW w:type="dxa" w:w="936"/>
+          </w:tcPr>
+          <w:p>
+            <w:r/>
+            <w:r>
+              <w:rPr>
+                <w:sz w:val="18"/>
+              </w:rPr>
+              <w:t>31.2</w:t>
+            </w:r>
+          </w:p>
+        </w:tc>
+        <w:tc>
+          <w:tcPr>
+            <w:tcW w:type="dxa" w:w="936"/>
+          </w:tcPr>
+          <w:p>
+            <w:r/>
+            <w:r>
+              <w:rPr>
+                <w:sz w:val="18"/>
+              </w:rPr>
+              <w:t>30.2</w:t>
+            </w:r>
+          </w:p>
+        </w:tc>
+        <w:tc>
+          <w:tcPr>
+            <w:tcW w:type="dxa" w:w="1872"/>
+          </w:tcPr>
+          <w:p>
+            <w:r/>
+            <w:r>
+              <w:rPr>
+                <w:sz w:val="18"/>
+              </w:rPr>
+              <w:t>+1.1 [-14.3, +16.2]</w:t>
+            </w:r>
+          </w:p>
+        </w:tc>
+        <w:tc>
+          <w:tcPr>
+            <w:tcW w:type="dxa" w:w="1512"/>
+          </w:tcPr>
+          <w:p>
+            <w:r/>
+            <w:r>
+              <w:rPr>
+                <w:sz w:val="18"/>
+              </w:rPr>
+              <w:t>+3.1 / +3.2</w:t>
+            </w:r>
+          </w:p>
+        </w:tc>
+      </w:tr>
+      <w:tr>
+        <w:tc>
+          <w:tcPr>
+            <w:tcW w:type="dxa" w:w="1080"/>
+          </w:tcPr>
+          <w:p>
+            <w:r/>
+            <w:r>
+              <w:rPr>
+                <w:sz w:val="18"/>
+              </w:rPr>
+              <w:t>qwen2.5:7b</w:t>
+            </w:r>
+          </w:p>
+        </w:tc>
+        <w:tc>
+          <w:tcPr>
+            <w:tcW w:type="dxa" w:w="864"/>
+          </w:tcPr>
+          <w:p>
+            <w:r/>
+            <w:r>
+              <w:rPr>
+                <w:sz w:val="18"/>
+              </w:rPr>
+              <w:t>44.1</w:t>
+            </w:r>
+          </w:p>
+        </w:tc>
+        <w:tc>
+          <w:tcPr>
+            <w:tcW w:type="dxa" w:w="864"/>
+          </w:tcPr>
+          <w:p>
+            <w:r/>
+            <w:r>
+              <w:rPr>
+                <w:sz w:val="18"/>
+              </w:rPr>
+              <w:t>40.5</w:t>
+            </w:r>
+          </w:p>
+        </w:tc>
+        <w:tc>
+          <w:tcPr>
+            <w:tcW w:type="dxa" w:w="1728"/>
+          </w:tcPr>
+          <w:p>
+            <w:r/>
+            <w:r>
+              <w:rPr>
+                <w:sz w:val="18"/>
+              </w:rPr>
+              <w:t>+3.6 [-4.7, +11.3]</w:t>
+            </w:r>
+          </w:p>
+        </w:tc>
+        <w:tc>
+          <w:tcPr>
+            <w:tcW w:type="dxa" w:w="936"/>
+          </w:tcPr>
+          <w:p>
+            <w:r/>
+            <w:r>
+              <w:rPr>
+                <w:sz w:val="18"/>
+              </w:rPr>
+              <w:t>59.0</w:t>
+            </w:r>
+          </w:p>
+        </w:tc>
+        <w:tc>
+          <w:tcPr>
+            <w:tcW w:type="dxa" w:w="936"/>
+          </w:tcPr>
+          <w:p>
+            <w:r/>
+            <w:r>
+              <w:rPr>
+                <w:sz w:val="18"/>
+              </w:rPr>
+              <w:t>50.9</w:t>
+            </w:r>
+          </w:p>
+        </w:tc>
+        <w:tc>
+          <w:tcPr>
+            <w:tcW w:type="dxa" w:w="1872"/>
+          </w:tcPr>
+          <w:p>
+            <w:r/>
+            <w:r>
+              <w:rPr>
+                <w:sz w:val="18"/>
+              </w:rPr>
+              <w:t>+8.1 [-7.8, +25.9]</w:t>
+            </w:r>
+          </w:p>
+        </w:tc>
+        <w:tc>
+          <w:tcPr>
+            <w:tcW w:type="dxa" w:w="1512"/>
+          </w:tcPr>
+          <w:p>
+            <w:r/>
+            <w:r>
+              <w:rPr>
+                <w:sz w:val="18"/>
+              </w:rPr>
+              <w:t>+2.3 / +11.0</w:t>
+            </w:r>
+          </w:p>
+        </w:tc>
+      </w:tr>
+      <w:tr>
+        <w:tc>
+          <w:tcPr>
+            <w:tcW w:type="dxa" w:w="1080"/>
+          </w:tcPr>
+          <w:p>
+            <w:r/>
+            <w:r>
+              <w:rPr>
+                <w:sz w:val="18"/>
+              </w:rPr>
+              <w:t>qwen3:14b</w:t>
+            </w:r>
+          </w:p>
+        </w:tc>
+        <w:tc>
+          <w:tcPr>
+            <w:tcW w:type="dxa" w:w="864"/>
+          </w:tcPr>
+          <w:p>
+            <w:r/>
+            <w:r>
+              <w:rPr>
+                <w:sz w:val="18"/>
+              </w:rPr>
+              <w:t>42.0</w:t>
+            </w:r>
+          </w:p>
+        </w:tc>
+        <w:tc>
+          <w:tcPr>
+            <w:tcW w:type="dxa" w:w="864"/>
+          </w:tcPr>
+          <w:p>
+            <w:r/>
+            <w:r>
+              <w:rPr>
+                <w:sz w:val="18"/>
+              </w:rPr>
+              <w:t>42.1</w:t>
+            </w:r>
+          </w:p>
+        </w:tc>
+        <w:tc>
+          <w:tcPr>
+            <w:tcW w:type="dxa" w:w="1728"/>
+          </w:tcPr>
+          <w:p>
+            <w:r/>
+            <w:r>
+              <w:rPr>
+                <w:sz w:val="18"/>
+              </w:rPr>
+              <w:t>-0.1 [-6.2, +7.1]</w:t>
+            </w:r>
+          </w:p>
+        </w:tc>
+        <w:tc>
+          <w:tcPr>
+            <w:tcW w:type="dxa" w:w="936"/>
+          </w:tcPr>
+          <w:p>
+            <w:r/>
+            <w:r>
+              <w:rPr>
+                <w:sz w:val="18"/>
+              </w:rPr>
+              <w:t>97.2</w:t>
+            </w:r>
+          </w:p>
+        </w:tc>
+        <w:tc>
+          <w:tcPr>
+            <w:tcW w:type="dxa" w:w="936"/>
+          </w:tcPr>
+          <w:p>
+            <w:r/>
+            <w:r>
+              <w:rPr>
+                <w:sz w:val="18"/>
+              </w:rPr>
+              <w:t>96.2</w:t>
+            </w:r>
+          </w:p>
+        </w:tc>
+        <w:tc>
+          <w:tcPr>
+            <w:tcW w:type="dxa" w:w="1872"/>
+          </w:tcPr>
+          <w:p>
+            <w:r/>
+            <w:r>
+              <w:rPr>
+                <w:sz w:val="18"/>
+              </w:rPr>
+              <w:t>+1.0 [-5.1, +12.5]</w:t>
+            </w:r>
+          </w:p>
+        </w:tc>
+        <w:tc>
+          <w:tcPr>
+            <w:tcW w:type="dxa" w:w="1512"/>
+          </w:tcPr>
+          <w:p>
+            <w:r/>
+            <w:r>
+              <w:rPr>
+                <w:sz w:val="18"/>
+              </w:rPr>
+              <w:t>+2.5 / +1.2</w:t>
+            </w:r>
+          </w:p>
+        </w:tc>
+      </w:tr>
+    </w:tbl>
+    <w:p>
+      <w:pPr>
+        <w:spacing w:after="0"/>
+      </w:pPr>
+    </w:p>
+    <w:p>
+      <w:pPr>
+        <w:keepNext/>
+        <w:spacing w:before="120"/>
+      </w:pPr>
+      <w:r>
+        <w:rPr>
+          <w:b/>
+          <w:sz w:val="19"/>
+        </w:rPr>
+        <w:t xml:space="preserve">Table 5. </w:t>
+      </w:r>
+      <w:r>
+        <w:rPr>
+          <w:sz w:val="19"/>
+        </w:rPr>
+        <w:t xml:space="preserve">Post-audit evaluation (121): early n = 77 episodes (34 reference-null slots), later n = 44 (19); midpoint excluded: later n = 43. %, and early − later in percentage points [95% child-cluster CI]. Source: </w:t>
+      </w:r>
+      <w:r>
+        <w:rPr>
+          <w:rFonts w:ascii="Consolas" w:hAnsi="Consolas"/>
+          <w:sz w:val="19"/>
+        </w:rPr>
+        <w:t>round8_analysis.json</w:t>
+      </w:r>
+      <w:r>
+        <w:rPr>
+          <w:sz w:val="19"/>
+        </w:rPr>
+        <w:t xml:space="preserve"> (session_coverage.performance_by_position).</w:t>
+      </w:r>
+    </w:p>
+    <w:tbl>
+      <w:tblPr>
+        <w:tblStyle w:val="TableGrid"/>
+        <w:tblW w:type="auto" w:w="0"/>
+        <w:jc w:val="center"/>
+        <w:tblLook w:firstColumn="1" w:firstRow="1" w:lastColumn="0" w:lastRow="0" w:noHBand="0" w:noVBand="1" w:val="04A0"/>
+      </w:tblPr>
+      <w:tblGrid>
+        <w:gridCol w:w="1206"/>
+        <w:gridCol w:w="1206"/>
+        <w:gridCol w:w="1206"/>
+        <w:gridCol w:w="1206"/>
+        <w:gridCol w:w="1206"/>
+        <w:gridCol w:w="1206"/>
+        <w:gridCol w:w="1206"/>
+        <w:gridCol w:w="1206"/>
+      </w:tblGrid>
+      <w:tr>
+        <w:trPr>
+          <w:tblHeader w:val="true"/>
+        </w:trPr>
+        <w:tc>
+          <w:tcPr>
+            <w:tcW w:type="dxa" w:w="1080"/>
+            <w:shd w:val="clear" w:color="auto" w:fill="E8EEF6"/>
+          </w:tcPr>
+          <w:p>
+            <w:r/>
+            <w:r>
+              <w:rPr>
+                <w:b/>
+                <w:sz w:val="18"/>
+              </w:rPr>
+              <w:t>Generator</w:t>
+            </w:r>
+          </w:p>
+        </w:tc>
+        <w:tc>
+          <w:tcPr>
+            <w:tcW w:type="dxa" w:w="864"/>
+            <w:shd w:val="clear" w:color="auto" w:fill="E8EEF6"/>
+          </w:tcPr>
+          <w:p>
+            <w:r/>
+            <w:r>
+              <w:rPr>
+                <w:b/>
+                <w:sz w:val="18"/>
+              </w:rPr>
+              <w:t>Merged early</w:t>
+            </w:r>
+          </w:p>
+        </w:tc>
+        <w:tc>
+          <w:tcPr>
+            <w:tcW w:type="dxa" w:w="864"/>
+            <w:shd w:val="clear" w:color="auto" w:fill="E8EEF6"/>
+          </w:tcPr>
+          <w:p>
+            <w:r/>
+            <w:r>
+              <w:rPr>
+                <w:b/>
+                <w:sz w:val="18"/>
+              </w:rPr>
+              <w:t>Merged later</w:t>
+            </w:r>
+          </w:p>
+        </w:tc>
+        <w:tc>
+          <w:tcPr>
+            <w:tcW w:type="dxa" w:w="1728"/>
+            <w:shd w:val="clear" w:color="auto" w:fill="E8EEF6"/>
+          </w:tcPr>
+          <w:p>
+            <w:r/>
+            <w:r>
+              <w:rPr>
+                <w:b/>
+                <w:sz w:val="18"/>
+              </w:rPr>
+              <w:t>Δ merged</w:t>
+            </w:r>
+          </w:p>
+        </w:tc>
+        <w:tc>
+          <w:tcPr>
+            <w:tcW w:type="dxa" w:w="936"/>
+            <w:shd w:val="clear" w:color="auto" w:fill="E8EEF6"/>
+          </w:tcPr>
+          <w:p>
+            <w:r/>
+            <w:r>
+              <w:rPr>
+                <w:b/>
+                <w:sz w:val="18"/>
+              </w:rPr>
+              <w:t>Unsupp. early</w:t>
+            </w:r>
+          </w:p>
+        </w:tc>
+        <w:tc>
+          <w:tcPr>
+            <w:tcW w:type="dxa" w:w="936"/>
+            <w:shd w:val="clear" w:color="auto" w:fill="E8EEF6"/>
+          </w:tcPr>
+          <w:p>
+            <w:r/>
+            <w:r>
+              <w:rPr>
+                <w:b/>
+                <w:sz w:val="18"/>
+              </w:rPr>
+              <w:t>Unsupp. later</w:t>
+            </w:r>
+          </w:p>
+        </w:tc>
+        <w:tc>
+          <w:tcPr>
+            <w:tcW w:type="dxa" w:w="1872"/>
+            <w:shd w:val="clear" w:color="auto" w:fill="E8EEF6"/>
+          </w:tcPr>
+          <w:p>
+            <w:r/>
+            <w:r>
+              <w:rPr>
+                <w:b/>
+                <w:sz w:val="18"/>
+              </w:rPr>
+              <w:t>Δ unsupported</w:t>
+            </w:r>
+          </w:p>
+        </w:tc>
+        <w:tc>
+          <w:tcPr>
+            <w:tcW w:type="dxa" w:w="1512"/>
+            <w:shd w:val="clear" w:color="auto" w:fill="E8EEF6"/>
+          </w:tcPr>
+          <w:p>
+            <w:r/>
+            <w:r>
+              <w:rPr>
+                <w:b/>
+                <w:sz w:val="18"/>
+              </w:rPr>
+              <w:t>Δ if midpoint dropped (merged / unsupp.)</w:t>
+            </w:r>
+          </w:p>
+        </w:tc>
+      </w:tr>
+      <w:tr>
+        <w:tc>
+          <w:tcPr>
+            <w:tcW w:type="dxa" w:w="1080"/>
+          </w:tcPr>
+          <w:p>
+            <w:r/>
+            <w:r>
+              <w:rPr>
+                <w:sz w:val="18"/>
+              </w:rPr>
+              <w:t>llama3.2</w:t>
+            </w:r>
+          </w:p>
+        </w:tc>
+        <w:tc>
+          <w:tcPr>
+            <w:tcW w:type="dxa" w:w="864"/>
+          </w:tcPr>
+          <w:p>
+            <w:r/>
+            <w:r>
+              <w:rPr>
+                <w:sz w:val="18"/>
+              </w:rPr>
+              <w:t>27.9</w:t>
+            </w:r>
+          </w:p>
+        </w:tc>
+        <w:tc>
+          <w:tcPr>
+            <w:tcW w:type="dxa" w:w="864"/>
+          </w:tcPr>
+          <w:p>
+            <w:r/>
+            <w:r>
+              <w:rPr>
+                <w:sz w:val="18"/>
+              </w:rPr>
+              <w:t>26.7</w:t>
+            </w:r>
+          </w:p>
+        </w:tc>
+        <w:tc>
+          <w:tcPr>
+            <w:tcW w:type="dxa" w:w="1728"/>
+          </w:tcPr>
+          <w:p>
+            <w:r/>
+            <w:r>
+              <w:rPr>
+                <w:sz w:val="18"/>
+              </w:rPr>
+              <w:t>+1.2 [-4.3, +5.9]</w:t>
+            </w:r>
+          </w:p>
+        </w:tc>
+        <w:tc>
+          <w:tcPr>
+            <w:tcW w:type="dxa" w:w="936"/>
+          </w:tcPr>
+          <w:p>
+            <w:r/>
+            <w:r>
+              <w:rPr>
+                <w:sz w:val="18"/>
+              </w:rPr>
+              <w:t>79.4</w:t>
+            </w:r>
+          </w:p>
+        </w:tc>
+        <w:tc>
+          <w:tcPr>
+            <w:tcW w:type="dxa" w:w="936"/>
+          </w:tcPr>
+          <w:p>
+            <w:r/>
+            <w:r>
+              <w:rPr>
+                <w:sz w:val="18"/>
+              </w:rPr>
+              <w:t>89.5</w:t>
+            </w:r>
+          </w:p>
+        </w:tc>
+        <w:tc>
+          <w:tcPr>
+            <w:tcW w:type="dxa" w:w="1872"/>
+          </w:tcPr>
+          <w:p>
+            <w:r/>
+            <w:r>
+              <w:rPr>
+                <w:sz w:val="18"/>
+              </w:rPr>
+              <w:t>-10.1 [-33.1, +17.1]</w:t>
+            </w:r>
+          </w:p>
+        </w:tc>
+        <w:tc>
+          <w:tcPr>
+            <w:tcW w:type="dxa" w:w="1512"/>
+          </w:tcPr>
+          <w:p>
+            <w:r/>
+            <w:r>
+              <w:rPr>
+                <w:sz w:val="18"/>
+              </w:rPr>
+              <w:t>+1.2 / -10.1</w:t>
+            </w:r>
+          </w:p>
+        </w:tc>
+      </w:tr>
+      <w:tr>
+        <w:tc>
+          <w:tcPr>
+            <w:tcW w:type="dxa" w:w="1080"/>
+          </w:tcPr>
+          <w:p>
+            <w:r/>
+            <w:r>
+              <w:rPr>
+                <w:sz w:val="18"/>
+              </w:rPr>
+              <w:t>qwen2.5:3b</w:t>
+            </w:r>
+          </w:p>
+        </w:tc>
+        <w:tc>
+          <w:tcPr>
+            <w:tcW w:type="dxa" w:w="864"/>
+          </w:tcPr>
+          <w:p>
+            <w:r/>
+            <w:r>
+              <w:rPr>
+                <w:sz w:val="18"/>
+              </w:rPr>
+              <w:t>12.0</w:t>
+            </w:r>
+          </w:p>
+        </w:tc>
+        <w:tc>
+          <w:tcPr>
+            <w:tcW w:type="dxa" w:w="864"/>
+          </w:tcPr>
+          <w:p>
+            <w:r/>
+            <w:r>
+              <w:rPr>
+                <w:sz w:val="18"/>
+              </w:rPr>
+              <w:t>13.6</w:t>
+            </w:r>
+          </w:p>
+        </w:tc>
+        <w:tc>
+          <w:tcPr>
+            <w:tcW w:type="dxa" w:w="1728"/>
+          </w:tcPr>
+          <w:p>
+            <w:r/>
+            <w:r>
+              <w:rPr>
+                <w:sz w:val="18"/>
+              </w:rPr>
+              <w:t>-1.6 [-6.6, +3.7]</w:t>
+            </w:r>
+          </w:p>
+        </w:tc>
+        <w:tc>
+          <w:tcPr>
+            <w:tcW w:type="dxa" w:w="936"/>
+          </w:tcPr>
+          <w:p>
+            <w:r/>
+            <w:r>
+              <w:rPr>
+                <w:sz w:val="18"/>
+              </w:rPr>
+              <w:t>32.4</w:t>
+            </w:r>
+          </w:p>
+        </w:tc>
+        <w:tc>
+          <w:tcPr>
+            <w:tcW w:type="dxa" w:w="936"/>
+          </w:tcPr>
+          <w:p>
+            <w:r/>
+            <w:r>
+              <w:rPr>
+                <w:sz w:val="18"/>
+              </w:rPr>
+              <w:t>10.5</w:t>
+            </w:r>
+          </w:p>
+        </w:tc>
+        <w:tc>
+          <w:tcPr>
+            <w:tcW w:type="dxa" w:w="1872"/>
+          </w:tcPr>
+          <w:p>
+            <w:r/>
+            <w:r>
+              <w:rPr>
+                <w:sz w:val="18"/>
+              </w:rPr>
+              <w:t>+21.8 [+3.1, +44.1] *</w:t>
+            </w:r>
+          </w:p>
+        </w:tc>
+        <w:tc>
+          <w:tcPr>
+            <w:tcW w:type="dxa" w:w="1512"/>
+          </w:tcPr>
+          <w:p>
+            <w:r/>
+            <w:r>
+              <w:rPr>
+                <w:sz w:val="18"/>
+              </w:rPr>
+              <w:t>-1.9 / +21.8</w:t>
+            </w:r>
+          </w:p>
+        </w:tc>
+      </w:tr>
+      <w:tr>
+        <w:tc>
+          <w:tcPr>
+            <w:tcW w:type="dxa" w:w="1080"/>
+          </w:tcPr>
+          <w:p>
+            <w:r/>
+            <w:r>
+              <w:rPr>
+                <w:sz w:val="18"/>
+              </w:rPr>
+              <w:t>qwen2.5:7b</w:t>
+            </w:r>
+          </w:p>
+        </w:tc>
+        <w:tc>
+          <w:tcPr>
+            <w:tcW w:type="dxa" w:w="864"/>
+          </w:tcPr>
+          <w:p>
+            <w:r/>
+            <w:r>
+              <w:rPr>
+                <w:sz w:val="18"/>
+              </w:rPr>
+              <w:t>41.6</w:t>
+            </w:r>
+          </w:p>
+        </w:tc>
+        <w:tc>
+          <w:tcPr>
+            <w:tcW w:type="dxa" w:w="864"/>
+          </w:tcPr>
+          <w:p>
+            <w:r/>
+            <w:r>
+              <w:rPr>
+                <w:sz w:val="18"/>
+              </w:rPr>
+              <w:t>38.6</w:t>
+            </w:r>
+          </w:p>
+        </w:tc>
+        <w:tc>
+          <w:tcPr>
+            <w:tcW w:type="dxa" w:w="1728"/>
+          </w:tcPr>
+          <w:p>
+            <w:r/>
+            <w:r>
+              <w:rPr>
+                <w:sz w:val="18"/>
+              </w:rPr>
+              <w:t>+2.9 [-8.0, +14.5]</w:t>
+            </w:r>
+          </w:p>
+        </w:tc>
+        <w:tc>
+          <w:tcPr>
+            <w:tcW w:type="dxa" w:w="936"/>
+          </w:tcPr>
+          <w:p>
+            <w:r/>
+            <w:r>
+              <w:rPr>
+                <w:sz w:val="18"/>
+              </w:rPr>
+              <w:t>41.2</w:t>
+            </w:r>
+          </w:p>
+        </w:tc>
+        <w:tc>
+          <w:tcPr>
+            <w:tcW w:type="dxa" w:w="936"/>
+          </w:tcPr>
+          <w:p>
+            <w:r/>
+            <w:r>
+              <w:rPr>
+                <w:sz w:val="18"/>
+              </w:rPr>
+              <w:t>68.4</w:t>
+            </w:r>
+          </w:p>
+        </w:tc>
+        <w:tc>
+          <w:tcPr>
+            <w:tcW w:type="dxa" w:w="1872"/>
+          </w:tcPr>
+          <w:p>
+            <w:r/>
+            <w:r>
+              <w:rPr>
+                <w:sz w:val="18"/>
+              </w:rPr>
+              <w:t>-27.2 [-48.9, -2.5] *</w:t>
+            </w:r>
+          </w:p>
+        </w:tc>
+        <w:tc>
+          <w:tcPr>
+            <w:tcW w:type="dxa" w:w="1512"/>
+          </w:tcPr>
+          <w:p>
+            <w:r/>
+            <w:r>
+              <w:rPr>
+                <w:sz w:val="18"/>
+              </w:rPr>
+              <w:t>+2.6 / -27.2</w:t>
+            </w:r>
+          </w:p>
+        </w:tc>
+      </w:tr>
+      <w:tr>
+        <w:tc>
+          <w:tcPr>
+            <w:tcW w:type="dxa" w:w="1080"/>
+          </w:tcPr>
+          <w:p>
+            <w:r/>
+            <w:r>
+              <w:rPr>
+                <w:sz w:val="18"/>
+              </w:rPr>
+              <w:t>qwen3:14b</w:t>
+            </w:r>
+          </w:p>
+        </w:tc>
+        <w:tc>
+          <w:tcPr>
+            <w:tcW w:type="dxa" w:w="864"/>
+          </w:tcPr>
+          <w:p>
+            <w:r/>
+            <w:r>
+              <w:rPr>
+                <w:sz w:val="18"/>
+              </w:rPr>
+              <w:t>41.9</w:t>
+            </w:r>
+          </w:p>
+        </w:tc>
+        <w:tc>
+          <w:tcPr>
+            <w:tcW w:type="dxa" w:w="864"/>
+          </w:tcPr>
+          <w:p>
+            <w:r/>
+            <w:r>
+              <w:rPr>
+                <w:sz w:val="18"/>
+              </w:rPr>
+              <w:t>40.3</w:t>
+            </w:r>
+          </w:p>
+        </w:tc>
+        <w:tc>
+          <w:tcPr>
+            <w:tcW w:type="dxa" w:w="1728"/>
+          </w:tcPr>
+          <w:p>
+            <w:r/>
+            <w:r>
+              <w:rPr>
+                <w:sz w:val="18"/>
+              </w:rPr>
+              <w:t>+1.5 [-8.0, +9.8]</w:t>
+            </w:r>
+          </w:p>
+        </w:tc>
+        <w:tc>
+          <w:tcPr>
+            <w:tcW w:type="dxa" w:w="936"/>
+          </w:tcPr>
+          <w:p>
+            <w:r/>
+            <w:r>
+              <w:rPr>
+                <w:sz w:val="18"/>
+              </w:rPr>
+              <w:t>97.1</w:t>
+            </w:r>
+          </w:p>
+        </w:tc>
+        <w:tc>
+          <w:tcPr>
+            <w:tcW w:type="dxa" w:w="936"/>
+          </w:tcPr>
+          <w:p>
+            <w:r/>
+            <w:r>
+              <w:rPr>
+                <w:sz w:val="18"/>
+              </w:rPr>
+              <w:t>79.0</w:t>
+            </w:r>
+          </w:p>
+        </w:tc>
+        <w:tc>
+          <w:tcPr>
+            <w:tcW w:type="dxa" w:w="1872"/>
+          </w:tcPr>
+          <w:p>
+            <w:r/>
+            <w:r>
+              <w:rPr>
+                <w:sz w:val="18"/>
+              </w:rPr>
+              <w:t>+18.1 [-4.8, +44.4]</w:t>
+            </w:r>
+          </w:p>
+        </w:tc>
+        <w:tc>
+          <w:tcPr>
+            <w:tcW w:type="dxa" w:w="1512"/>
+          </w:tcPr>
+          <w:p>
+            <w:r/>
+            <w:r>
+              <w:rPr>
+                <w:sz w:val="18"/>
+              </w:rPr>
+              <w:t>+2.4 / +18.1</w:t>
+            </w:r>
+          </w:p>
+        </w:tc>
+      </w:tr>
+    </w:tbl>
+    <w:p>
+      <w:pPr>
+        <w:spacing w:after="0"/>
+      </w:pPr>
+    </w:p>
+    <w:p>
+      <w:r>
+        <w:rPr/>
+        <w:t>* interval excludes zero.</w:t>
+      </w:r>
+    </w:p>
+    <w:p>
+      <w:pPr>
+        <w:jc w:val="center"/>
+      </w:pPr>
+      <w:r>
+        <w:drawing>
+          <wp:inline xmlns:a="http://schemas.openxmlformats.org/drawingml/2006/main" xmlns:pic="http://schemas.openxmlformats.org/drawingml/2006/picture">
+            <wp:extent cx="6126480" cy="2166128"/>
+            <wp:docPr id="3" name="Picture 3"/>
+            <wp:cNvGraphicFramePr>
+              <a:graphicFrameLocks noChangeAspect="1"/>
+            </wp:cNvGraphicFramePr>
+            <a:graphic>
+              <a:graphicData uri="http://schemas.openxmlformats.org/drawingml/2006/picture">
+                <pic:pic>
+                  <pic:nvPicPr>
+                    <pic:cNvPr id="0" name="r8_fig4_position_performance.png"/>
+                    <pic:cNvPicPr/>
+                  </pic:nvPicPr>
+                  <pic:blipFill>
+                    <a:blip r:embed="rId11"/>
+                    <a:stretch>
+                      <a:fillRect/>
+                    </a:stretch>
+                  </pic:blipFill>
+                  <pic:spPr>
+                    <a:xfrm>
+                      <a:off x="0" y="0"/>
+                      <a:ext cx="6126480" cy="2166128"/>
+                    </a:xfrm>
+                    <a:prstGeom prst="rect"/>
+                  </pic:spPr>
+                </pic:pic>
+              </a:graphicData>
+            </a:graphic>
+          </wp:inline>
+        </w:drawing>
+      </w:r>
+    </w:p>
+    <w:p>
+      <w:r>
+        <w:rPr>
+          <w:b/>
+          <w:sz w:val="19"/>
+        </w:rPr>
+        <w:t xml:space="preserve">Figure 3. </w:t>
+      </w:r>
+      <w:r>
+        <w:rPr>
+          <w:sz w:val="19"/>
+        </w:rPr>
+        <w:t>Early minus later session position, per generator and set (primary split). Merged-agreement differences cluster around zero; unsupported-assertion intervals are wide and the largest differences on the 121 point in opposite directions for different generators.</w:t>
+      </w:r>
+    </w:p>
+    <w:p>
+      <w:pPr>
+        <w:pStyle w:val="ListBullet"/>
+      </w:pPr>
+      <w:r>
+        <w:rPr>
+          <w:b/>
+        </w:rPr>
+        <w:t>Multiplicity.</w:t>
+      </w:r>
+      <w:r>
+        <w:rPr/>
+        <w:t xml:space="preserve"> 16 primary comparisons (4 generators × 2 metrics × 2 sets); a few intervals excluding zero are expected by chance, and no metric shows a direction shared across generators and sets.</w:t>
+      </w:r>
+    </w:p>
+    <w:p>
+      <w:pPr>
+        <w:pStyle w:val="ListBullet"/>
+      </w:pPr>
+      <w:r>
+        <w:rPr>
+          <w:b/>
+        </w:rPr>
+        <w:t>The main-batch difference for qwen2.5:3b merged agreement</w:t>
+      </w:r>
+      <w:r>
+        <w:rPr/>
+        <w:t xml:space="preserve"> (+3.8 [+0.1, +8.2] *) is the only merged-agreement interval excluding zero, and its interval includes zero when the midpoint session is dropped.</w:t>
+      </w:r>
+    </w:p>
+    <w:p>
+      <w:pPr>
+        <w:pStyle w:val="ListBullet"/>
+      </w:pPr>
+      <w:r>
+        <w:rPr>
+          <w:b/>
+        </w:rPr>
+        <w:t>Unsupported assertion on the 121</w:t>
+      </w:r>
+      <w:r>
+        <w:rPr/>
+        <w:t xml:space="preserve"> rests on 19 later-session reference-null slots; qwen2.5:3b is higher early and qwen2.5:7b higher later.</w:t>
+      </w:r>
+    </w:p>
     <w:tbl>
       <w:tblPr>
         <w:tblW w:type="auto" w:w="0"/>
@@ -2749,12 +4187,12 @@
         <w:tc>
           <w:tcPr>
             <w:tcW w:type="dxa" w:w="9648"/>
-            <w:shd w:val="clear" w:color="auto" w:fill="FFF6E5"/>
+            <w:shd w:val="clear" w:color="auto" w:fill="EAF7F1"/>
             <w:tcBorders>
-              <w:top w:val="single" w:sz="10" w:space="0" w:color="EDA100"/>
-              <w:left w:val="single" w:sz="10" w:space="0" w:color="EDA100"/>
-              <w:bottom w:val="single" w:sz="10" w:space="0" w:color="EDA100"/>
-              <w:right w:val="single" w:sz="10" w:space="0" w:color="EDA100"/>
+              <w:top w:val="single" w:sz="10" w:space="0" w:color="1BAF7A"/>
+              <w:left w:val="single" w:sz="10" w:space="0" w:color="1BAF7A"/>
+              <w:bottom w:val="single" w:sz="10" w:space="0" w:color="1BAF7A"/>
+              <w:right w:val="single" w:sz="10" w:space="0" w:color="1BAF7A"/>
             </w:tcBorders>
           </w:tcPr>
           <w:p>
@@ -2763,13 +4201,13 @@
               <w:rPr>
                 <w:b/>
               </w:rPr>
-              <w:t>Decision for the authors</w:t>
+              <w:t>Suggested manuscript wording (Results, after the longitudinal-coverage sentence)</w:t>
             </w:r>
           </w:p>
           <w:p>
             <w:r>
               <w:rPr/>
-              <w:t>The reviewer asks for a new model experiment only if the diagnostic shows a substantial imbalance. The skew in the 2,442 universe is large. Options, none taken here: (a) acknowledge in Limitations only, as drafted above; (b) additionally stratify the existing scored outputs (330 and 121) by session position — no model run, no redraw — to show whether agreement differs between earlier and later sessions.</w:t>
+              <w:t>"In a sensitivity analysis using the existing scored outputs, merged agreement did not differ materially between episodes from the earlier and later halves of each child's record (largest difference 3.8 percentage points across generators and sets). Unsupported-assertion estimates by session half rested on few reference-null opportunities and showed no consistent direction across generators."</w:t>
             </w:r>
           </w:p>
         </w:tc>
@@ -2960,7 +4398,7 @@
           <w:b/>
           <w:sz w:val="19"/>
         </w:rPr>
-        <w:t xml:space="preserve">Table 4. </w:t>
+        <w:t xml:space="preserve">Table 6. </w:t>
       </w:r>
       <w:r>
         <w:rPr>
@@ -3312,7 +4750,7 @@
           <w:b/>
           <w:sz w:val="19"/>
         </w:rPr>
-        <w:t xml:space="preserve">Table 5. </w:t>
+        <w:t xml:space="preserve">Table 7. </w:t>
       </w:r>
       <w:r>
         <w:rPr>
@@ -4113,7 +5551,7 @@
         <w:drawing>
           <wp:inline xmlns:a="http://schemas.openxmlformats.org/drawingml/2006/main" xmlns:pic="http://schemas.openxmlformats.org/drawingml/2006/picture">
             <wp:extent cx="6126480" cy="1560926"/>
-            <wp:docPr id="3" name="Picture 3"/>
+            <wp:docPr id="4" name="Picture 4"/>
             <wp:cNvGraphicFramePr>
               <a:graphicFrameLocks noChangeAspect="1"/>
             </wp:cNvGraphicFramePr>
@@ -4125,7 +5563,7 @@
                     <pic:cNvPicPr/>
                   </pic:nvPicPr>
                   <pic:blipFill>
-                    <a:blip r:embed="rId11"/>
+                    <a:blip r:embed="rId12"/>
                     <a:stretch>
                       <a:fillRect/>
                     </a:stretch>
@@ -4150,7 +5588,7 @@
           <w:b/>
           <w:sz w:val="19"/>
         </w:rPr>
-        <w:t xml:space="preserve">Figure 3. </w:t>
+        <w:t xml:space="preserve">Figure 4. </w:t>
       </w:r>
       <w:r>
         <w:rPr>
